--- a/Documentation/03-Project_Objective_Data_Timeline_2025_4_9.docx
+++ b/Documentation/03-Project_Objective_Data_Timeline_2025_4_9.docx
@@ -239,14 +239,14 @@
             <w:pPr>
               <w:jc w:val="center"/>
               <w:rPr>
-                <w:sz w:val="16"/>
-                <w:szCs w:val="16"/>
-              </w:rPr>
-            </w:pPr>
-            <w:r>
-              <w:rPr>
-                <w:sz w:val="16"/>
-                <w:szCs w:val="16"/>
+                <w:sz w:val="14"/>
+                <w:szCs w:val="14"/>
+              </w:rPr>
+            </w:pPr>
+            <w:r>
+              <w:rPr>
+                <w:sz w:val="14"/>
+                <w:szCs w:val="14"/>
               </w:rPr>
               <w:t>Timeline</w:t>
             </w:r>
@@ -263,14 +263,14 @@
               <w:jc w:val="center"/>
               <w:cnfStyle w:val="100000000000" w:firstRow="1" w:lastRow="0" w:firstColumn="0" w:lastColumn="0" w:oddVBand="0" w:evenVBand="0" w:oddHBand="0" w:evenHBand="0" w:firstRowFirstColumn="0" w:firstRowLastColumn="0" w:lastRowFirstColumn="0" w:lastRowLastColumn="0"/>
               <w:rPr>
-                <w:sz w:val="16"/>
-                <w:szCs w:val="16"/>
-              </w:rPr>
-            </w:pPr>
-            <w:r>
-              <w:rPr>
-                <w:sz w:val="16"/>
-                <w:szCs w:val="16"/>
+                <w:sz w:val="14"/>
+                <w:szCs w:val="14"/>
+              </w:rPr>
+            </w:pPr>
+            <w:r>
+              <w:rPr>
+                <w:sz w:val="14"/>
+                <w:szCs w:val="14"/>
               </w:rPr>
               <w:t>Task</w:t>
             </w:r>
@@ -287,14 +287,14 @@
               <w:jc w:val="center"/>
               <w:cnfStyle w:val="100000000000" w:firstRow="1" w:lastRow="0" w:firstColumn="0" w:lastColumn="0" w:oddVBand="0" w:evenVBand="0" w:oddHBand="0" w:evenHBand="0" w:firstRowFirstColumn="0" w:firstRowLastColumn="0" w:lastRowFirstColumn="0" w:lastRowLastColumn="0"/>
               <w:rPr>
-                <w:sz w:val="16"/>
-                <w:szCs w:val="16"/>
-              </w:rPr>
-            </w:pPr>
-            <w:r>
-              <w:rPr>
-                <w:sz w:val="16"/>
-                <w:szCs w:val="16"/>
+                <w:sz w:val="14"/>
+                <w:szCs w:val="14"/>
+              </w:rPr>
+            </w:pPr>
+            <w:r>
+              <w:rPr>
+                <w:sz w:val="14"/>
+                <w:szCs w:val="14"/>
               </w:rPr>
               <w:t>Objective</w:t>
             </w:r>
@@ -311,14 +311,14 @@
               <w:jc w:val="center"/>
               <w:cnfStyle w:val="100000000000" w:firstRow="1" w:lastRow="0" w:firstColumn="0" w:lastColumn="0" w:oddVBand="0" w:evenVBand="0" w:oddHBand="0" w:evenHBand="0" w:firstRowFirstColumn="0" w:firstRowLastColumn="0" w:lastRowFirstColumn="0" w:lastRowLastColumn="0"/>
               <w:rPr>
-                <w:sz w:val="16"/>
-                <w:szCs w:val="16"/>
-              </w:rPr>
-            </w:pPr>
-            <w:r>
-              <w:rPr>
-                <w:sz w:val="16"/>
-                <w:szCs w:val="16"/>
+                <w:sz w:val="14"/>
+                <w:szCs w:val="14"/>
+              </w:rPr>
+            </w:pPr>
+            <w:r>
+              <w:rPr>
+                <w:sz w:val="14"/>
+                <w:szCs w:val="14"/>
               </w:rPr>
               <w:t>Data Used</w:t>
             </w:r>
@@ -334,14 +334,14 @@
               <w:jc w:val="center"/>
               <w:cnfStyle w:val="100000000000" w:firstRow="1" w:lastRow="0" w:firstColumn="0" w:lastColumn="0" w:oddVBand="0" w:evenVBand="0" w:oddHBand="0" w:evenHBand="0" w:firstRowFirstColumn="0" w:firstRowLastColumn="0" w:lastRowFirstColumn="0" w:lastRowLastColumn="0"/>
               <w:rPr>
-                <w:sz w:val="16"/>
-                <w:szCs w:val="16"/>
-              </w:rPr>
-            </w:pPr>
-            <w:r>
-              <w:rPr>
-                <w:sz w:val="16"/>
-                <w:szCs w:val="16"/>
+                <w:sz w:val="14"/>
+                <w:szCs w:val="14"/>
+              </w:rPr>
+            </w:pPr>
+            <w:r>
+              <w:rPr>
+                <w:sz w:val="14"/>
+                <w:szCs w:val="14"/>
               </w:rPr>
               <w:t>Completed Data</w:t>
             </w:r>
@@ -361,14 +361,14 @@
               <w:spacing w:after="160" w:line="278" w:lineRule="auto"/>
               <w:jc w:val="center"/>
               <w:rPr>
-                <w:sz w:val="16"/>
-                <w:szCs w:val="16"/>
-              </w:rPr>
-            </w:pPr>
-            <w:r>
-              <w:rPr>
-                <w:sz w:val="16"/>
-                <w:szCs w:val="16"/>
+                <w:sz w:val="14"/>
+                <w:szCs w:val="14"/>
+              </w:rPr>
+            </w:pPr>
+            <w:r>
+              <w:rPr>
+                <w:sz w:val="14"/>
+                <w:szCs w:val="14"/>
               </w:rPr>
               <w:t>April Week 1</w:t>
             </w:r>
@@ -378,6 +378,7 @@
           <w:tcPr>
             <w:tcW w:w="2331" w:type="dxa"/>
             <w:shd w:val="clear" w:color="auto" w:fill="C1F0C7" w:themeFill="accent3" w:themeFillTint="33"/>
+            <w:vAlign w:val="center"/>
             <w:hideMark/>
           </w:tcPr>
           <w:p>
@@ -387,16 +388,16 @@
               <w:rPr>
                 <w:b/>
                 <w:bCs/>
-                <w:sz w:val="16"/>
-                <w:szCs w:val="16"/>
-              </w:rPr>
-            </w:pPr>
-            <w:r>
-              <w:rPr>
-                <w:b/>
-                <w:bCs/>
-                <w:sz w:val="16"/>
-                <w:szCs w:val="16"/>
+                <w:sz w:val="14"/>
+                <w:szCs w:val="14"/>
+              </w:rPr>
+            </w:pPr>
+            <w:r>
+              <w:rPr>
+                <w:b/>
+                <w:bCs/>
+                <w:sz w:val="14"/>
+                <w:szCs w:val="14"/>
               </w:rPr>
               <w:t>- Define project objectives, scope, and research questions- Inventory available datasets- Set up project repository and tools</w:t>
             </w:r>
@@ -406,6 +407,7 @@
           <w:tcPr>
             <w:tcW w:w="2322" w:type="dxa"/>
             <w:shd w:val="clear" w:color="auto" w:fill="C1F0C7" w:themeFill="accent3" w:themeFillTint="33"/>
+            <w:vAlign w:val="center"/>
             <w:hideMark/>
           </w:tcPr>
           <w:p>
@@ -415,25 +417,38 @@
               <w:rPr>
                 <w:b/>
                 <w:bCs/>
-                <w:sz w:val="16"/>
-                <w:szCs w:val="16"/>
-              </w:rPr>
-            </w:pPr>
-            <w:r>
-              <w:rPr>
-                <w:b/>
-                <w:bCs/>
-                <w:sz w:val="16"/>
-                <w:szCs w:val="16"/>
-              </w:rPr>
-              <w:t>- Define project objectives, scope, and research questions- Inventory available datasets- Set up project repository and tools</w:t>
-            </w:r>
+                <w:sz w:val="14"/>
+                <w:szCs w:val="14"/>
+              </w:rPr>
+            </w:pPr>
+            <w:r>
+              <w:rPr>
+                <w:b/>
+                <w:bCs/>
+                <w:sz w:val="14"/>
+                <w:szCs w:val="14"/>
+              </w:rPr>
+              <w:t>Establish a clear plan and understanding of the project scope; prepare the foundation for data analysis</w:t>
+            </w:r>
+          </w:p>
+          <w:p>
+            <w:pPr>
+              <w:jc w:val="center"/>
+              <w:cnfStyle w:val="000000000000" w:firstRow="0" w:lastRow="0" w:firstColumn="0" w:lastColumn="0" w:oddVBand="0" w:evenVBand="0" w:oddHBand="0" w:evenHBand="0" w:firstRowFirstColumn="0" w:firstRowLastColumn="0" w:lastRowFirstColumn="0" w:lastRowLastColumn="0"/>
+              <w:rPr>
+                <w:b/>
+                <w:bCs/>
+                <w:sz w:val="14"/>
+                <w:szCs w:val="14"/>
+              </w:rPr>
+            </w:pPr>
           </w:p>
         </w:tc>
         <w:tc>
           <w:tcPr>
             <w:tcW w:w="2225" w:type="dxa"/>
             <w:shd w:val="clear" w:color="auto" w:fill="C1F0C7" w:themeFill="accent3" w:themeFillTint="33"/>
+            <w:vAlign w:val="center"/>
             <w:hideMark/>
           </w:tcPr>
           <w:p>
@@ -443,19 +458,41 @@
               <w:rPr>
                 <w:b/>
                 <w:bCs/>
-                <w:sz w:val="16"/>
-                <w:szCs w:val="16"/>
-              </w:rPr>
-            </w:pPr>
-            <w:r>
-              <w:rPr>
-                <w:b/>
-                <w:bCs/>
-                <w:sz w:val="16"/>
-                <w:szCs w:val="16"/>
-              </w:rPr>
-              <w:t>- Define project objectives, scope, and research questions- Inventory available datasets- Set up project repository and tools</w:t>
-            </w:r>
+                <w:sz w:val="14"/>
+                <w:szCs w:val="14"/>
+              </w:rPr>
+            </w:pPr>
+            <w:r>
+              <w:rPr>
+                <w:b/>
+                <w:bCs/>
+                <w:sz w:val="14"/>
+                <w:szCs w:val="14"/>
+              </w:rPr>
+              <w:t xml:space="preserve">Project documentation, meeting notes, NYC_AQ.csv, NYC_PM*.csv, </w:t>
+            </w:r>
+            <w:proofErr w:type="spellStart"/>
+            <w:r>
+              <w:rPr>
+                <w:b/>
+                <w:bCs/>
+                <w:sz w:val="14"/>
+                <w:szCs w:val="14"/>
+              </w:rPr>
+              <w:t>nyc_</w:t>
+            </w:r>
+            <w:proofErr w:type="gramStart"/>
+            <w:r>
+              <w:rPr>
+                <w:b/>
+                <w:bCs/>
+                <w:sz w:val="14"/>
+                <w:szCs w:val="14"/>
+              </w:rPr>
+              <w:t>polygon.geojson</w:t>
+            </w:r>
+            <w:proofErr w:type="spellEnd"/>
+            <w:proofErr w:type="gramEnd"/>
           </w:p>
         </w:tc>
         <w:tc>
@@ -471,16 +508,16 @@
               <w:rPr>
                 <w:b/>
                 <w:bCs/>
-                <w:sz w:val="16"/>
-                <w:szCs w:val="16"/>
-              </w:rPr>
-            </w:pPr>
-            <w:r>
-              <w:rPr>
-                <w:b/>
-                <w:bCs/>
-                <w:sz w:val="16"/>
-                <w:szCs w:val="16"/>
+                <w:sz w:val="14"/>
+                <w:szCs w:val="14"/>
+              </w:rPr>
+            </w:pPr>
+            <w:r>
+              <w:rPr>
+                <w:b/>
+                <w:bCs/>
+                <w:sz w:val="14"/>
+                <w:szCs w:val="14"/>
               </w:rPr>
               <w:t>01-About_The_Selected_Topic*</w:t>
             </w:r>
@@ -492,16 +529,16 @@
               <w:rPr>
                 <w:b/>
                 <w:bCs/>
-                <w:sz w:val="16"/>
-                <w:szCs w:val="16"/>
-              </w:rPr>
-            </w:pPr>
-            <w:r>
-              <w:rPr>
-                <w:b/>
-                <w:bCs/>
-                <w:sz w:val="16"/>
-                <w:szCs w:val="16"/>
+                <w:sz w:val="14"/>
+                <w:szCs w:val="14"/>
+              </w:rPr>
+            </w:pPr>
+            <w:r>
+              <w:rPr>
+                <w:b/>
+                <w:bCs/>
+                <w:sz w:val="14"/>
+                <w:szCs w:val="14"/>
               </w:rPr>
               <w:t>02-Why_NYC_As_Input_data*</w:t>
             </w:r>
@@ -513,16 +550,16 @@
               <w:rPr>
                 <w:b/>
                 <w:bCs/>
-                <w:sz w:val="16"/>
-                <w:szCs w:val="16"/>
-              </w:rPr>
-            </w:pPr>
-            <w:r>
-              <w:rPr>
-                <w:b/>
-                <w:bCs/>
-                <w:sz w:val="16"/>
-                <w:szCs w:val="16"/>
+                <w:sz w:val="14"/>
+                <w:szCs w:val="14"/>
+              </w:rPr>
+            </w:pPr>
+            <w:r>
+              <w:rPr>
+                <w:b/>
+                <w:bCs/>
+                <w:sz w:val="14"/>
+                <w:szCs w:val="14"/>
               </w:rPr>
               <w:t>03-Project_Objective_Data_Timeline*</w:t>
             </w:r>
@@ -534,16 +571,16 @@
               <w:rPr>
                 <w:b/>
                 <w:bCs/>
-                <w:sz w:val="16"/>
-                <w:szCs w:val="16"/>
-              </w:rPr>
-            </w:pPr>
-            <w:r>
-              <w:rPr>
-                <w:b/>
-                <w:bCs/>
-                <w:sz w:val="16"/>
-                <w:szCs w:val="16"/>
+                <w:sz w:val="14"/>
+                <w:szCs w:val="14"/>
+              </w:rPr>
+            </w:pPr>
+            <w:r>
+              <w:rPr>
+                <w:b/>
+                <w:bCs/>
+                <w:sz w:val="14"/>
+                <w:szCs w:val="14"/>
               </w:rPr>
               <w:t>04-Related_Work*</w:t>
             </w:r>
@@ -563,14 +600,14 @@
               <w:spacing w:after="160" w:line="278" w:lineRule="auto"/>
               <w:jc w:val="center"/>
               <w:rPr>
-                <w:sz w:val="16"/>
-                <w:szCs w:val="16"/>
-              </w:rPr>
-            </w:pPr>
-            <w:r>
-              <w:rPr>
-                <w:sz w:val="16"/>
-                <w:szCs w:val="16"/>
+                <w:sz w:val="14"/>
+                <w:szCs w:val="14"/>
+              </w:rPr>
+            </w:pPr>
+            <w:r>
+              <w:rPr>
+                <w:sz w:val="14"/>
+                <w:szCs w:val="14"/>
               </w:rPr>
               <w:t>April Week 2</w:t>
             </w:r>
@@ -580,26 +617,26 @@
           <w:tcPr>
             <w:tcW w:w="2331" w:type="dxa"/>
             <w:shd w:val="clear" w:color="auto" w:fill="C1F0C7" w:themeFill="accent3" w:themeFillTint="33"/>
+            <w:vAlign w:val="center"/>
             <w:hideMark/>
           </w:tcPr>
           <w:p>
             <w:pPr>
-              <w:spacing w:after="160" w:line="278" w:lineRule="auto"/>
               <w:jc w:val="center"/>
               <w:cnfStyle w:val="000000000000" w:firstRow="0" w:lastRow="0" w:firstColumn="0" w:lastColumn="0" w:oddVBand="0" w:evenVBand="0" w:oddHBand="0" w:evenHBand="0" w:firstRowFirstColumn="0" w:firstRowLastColumn="0" w:lastRowFirstColumn="0" w:lastRowLastColumn="0"/>
               <w:rPr>
                 <w:b/>
                 <w:bCs/>
-                <w:sz w:val="16"/>
-                <w:szCs w:val="16"/>
-              </w:rPr>
-            </w:pPr>
-            <w:r>
-              <w:rPr>
-                <w:b/>
-                <w:bCs/>
-                <w:sz w:val="16"/>
-                <w:szCs w:val="16"/>
+                <w:sz w:val="14"/>
+                <w:szCs w:val="14"/>
+              </w:rPr>
+            </w:pPr>
+            <w:r>
+              <w:rPr>
+                <w:b/>
+                <w:bCs/>
+                <w:sz w:val="14"/>
+                <w:szCs w:val="14"/>
               </w:rPr>
               <w:t xml:space="preserve">- Import and integrate data (CSV and </w:t>
             </w:r>
@@ -608,8 +645,8 @@
               <w:rPr>
                 <w:b/>
                 <w:bCs/>
-                <w:sz w:val="16"/>
-                <w:szCs w:val="16"/>
+                <w:sz w:val="14"/>
+                <w:szCs w:val="14"/>
               </w:rPr>
               <w:t>GeoJSON</w:t>
             </w:r>
@@ -618,8 +655,8 @@
               <w:rPr>
                 <w:b/>
                 <w:bCs/>
-                <w:sz w:val="16"/>
-                <w:szCs w:val="16"/>
+                <w:sz w:val="14"/>
+                <w:szCs w:val="14"/>
               </w:rPr>
               <w:t xml:space="preserve"> files)- Map geospatial boundaries to NYC neighborhoods- Clean and preprocess data</w:t>
             </w:r>
@@ -629,6 +666,7 @@
           <w:tcPr>
             <w:tcW w:w="2322" w:type="dxa"/>
             <w:shd w:val="clear" w:color="auto" w:fill="C1F0C7" w:themeFill="accent3" w:themeFillTint="33"/>
+            <w:vAlign w:val="center"/>
             <w:hideMark/>
           </w:tcPr>
           <w:p>
@@ -639,38 +677,58 @@
               <w:rPr>
                 <w:b/>
                 <w:bCs/>
-                <w:sz w:val="16"/>
-                <w:szCs w:val="16"/>
-              </w:rPr>
-            </w:pPr>
-            <w:r>
-              <w:rPr>
-                <w:b/>
-                <w:bCs/>
-                <w:sz w:val="16"/>
-                <w:szCs w:val="16"/>
-              </w:rPr>
-              <w:t xml:space="preserve">- Import and integrate data (CSV and </w:t>
+                <w:sz w:val="14"/>
+                <w:szCs w:val="14"/>
+              </w:rPr>
+            </w:pPr>
+            <w:r>
+              <w:rPr>
+                <w:b/>
+                <w:bCs/>
+                <w:sz w:val="14"/>
+                <w:szCs w:val="14"/>
+              </w:rPr>
+              <w:t xml:space="preserve">Ensure data is merged, cleaned, and formatted consistently; create initial features for </w:t>
             </w:r>
             <w:proofErr w:type="spellStart"/>
             <w:r>
               <w:rPr>
                 <w:b/>
                 <w:bCs/>
-                <w:sz w:val="16"/>
-                <w:szCs w:val="16"/>
-              </w:rPr>
-              <w:t>GeoJSON</w:t>
+                <w:sz w:val="14"/>
+                <w:szCs w:val="14"/>
+              </w:rPr>
+              <w:t>analysisApply</w:t>
             </w:r>
             <w:proofErr w:type="spellEnd"/>
             <w:r>
               <w:rPr>
                 <w:b/>
                 <w:bCs/>
-                <w:sz w:val="16"/>
-                <w:szCs w:val="16"/>
-              </w:rPr>
-              <w:t xml:space="preserve"> files)- Map geospatial boundaries to NYC neighborhoods- Clean and preprocess data</w:t>
+                <w:sz w:val="14"/>
+                <w:szCs w:val="14"/>
+              </w:rPr>
+              <w:t xml:space="preserve"> spatial indexing (Geohash, H3, or S2) for efficient geospatial </w:t>
+            </w:r>
+            <w:proofErr w:type="gramStart"/>
+            <w:r>
+              <w:rPr>
+                <w:b/>
+                <w:bCs/>
+                <w:sz w:val="14"/>
+                <w:szCs w:val="14"/>
+              </w:rPr>
+              <w:t>joins</w:t>
+            </w:r>
+            <w:proofErr w:type="gramEnd"/>
+            <w:r>
+              <w:rPr>
+                <w:b/>
+                <w:bCs/>
+                <w:sz w:val="14"/>
+                <w:szCs w:val="14"/>
+              </w:rPr>
+              <w:t xml:space="preserve"> and scalable spatial analysis</w:t>
             </w:r>
           </w:p>
         </w:tc>
@@ -678,6 +736,7 @@
           <w:tcPr>
             <w:tcW w:w="2225" w:type="dxa"/>
             <w:shd w:val="clear" w:color="auto" w:fill="C1F0C7" w:themeFill="accent3" w:themeFillTint="33"/>
+            <w:vAlign w:val="center"/>
             <w:hideMark/>
           </w:tcPr>
           <w:p>
@@ -688,26 +747,26 @@
               <w:rPr>
                 <w:b/>
                 <w:bCs/>
-                <w:sz w:val="16"/>
-                <w:szCs w:val="16"/>
-              </w:rPr>
-            </w:pPr>
-            <w:r>
-              <w:rPr>
-                <w:b/>
-                <w:bCs/>
-                <w:sz w:val="16"/>
-                <w:szCs w:val="16"/>
-              </w:rPr>
-              <w:t xml:space="preserve">- Import and integrate data (CSV and </w:t>
+                <w:sz w:val="14"/>
+                <w:szCs w:val="14"/>
+              </w:rPr>
+            </w:pPr>
+            <w:r>
+              <w:rPr>
+                <w:b/>
+                <w:bCs/>
+                <w:sz w:val="14"/>
+                <w:szCs w:val="14"/>
+              </w:rPr>
+              <w:t xml:space="preserve">Imported CSVs and </w:t>
             </w:r>
             <w:proofErr w:type="spellStart"/>
             <w:r>
               <w:rPr>
                 <w:b/>
                 <w:bCs/>
-                <w:sz w:val="16"/>
-                <w:szCs w:val="16"/>
+                <w:sz w:val="14"/>
+                <w:szCs w:val="14"/>
               </w:rPr>
               <w:t>GeoJSON</w:t>
             </w:r>
@@ -716,10 +775,10 @@
               <w:rPr>
                 <w:b/>
                 <w:bCs/>
-                <w:sz w:val="16"/>
-                <w:szCs w:val="16"/>
-              </w:rPr>
-              <w:t xml:space="preserve"> files)- Map geospatial boundaries to NYC neighborhoods- Clean and preprocess data</w:t>
+                <w:sz w:val="14"/>
+                <w:szCs w:val="14"/>
+              </w:rPr>
+              <w:t>; Python libraries for data cleaning and merging</w:t>
             </w:r>
           </w:p>
         </w:tc>
@@ -736,8 +795,8 @@
               <w:rPr>
                 <w:b/>
                 <w:bCs/>
-                <w:sz w:val="16"/>
-                <w:szCs w:val="16"/>
+                <w:sz w:val="14"/>
+                <w:szCs w:val="14"/>
               </w:rPr>
             </w:pPr>
             <w:proofErr w:type="spellStart"/>
@@ -745,8 +804,8 @@
               <w:rPr>
                 <w:b/>
                 <w:bCs/>
-                <w:sz w:val="16"/>
-                <w:szCs w:val="16"/>
+                <w:sz w:val="14"/>
+                <w:szCs w:val="14"/>
               </w:rPr>
               <w:t>Merge_Clean_Geohash_All_NYC_Files</w:t>
             </w:r>
@@ -755,10 +814,42 @@
               <w:rPr>
                 <w:b/>
                 <w:bCs/>
-                <w:sz w:val="16"/>
-                <w:szCs w:val="16"/>
+                <w:sz w:val="14"/>
+                <w:szCs w:val="14"/>
               </w:rPr>
               <w:t>**</w:t>
+            </w:r>
+          </w:p>
+          <w:p>
+            <w:pPr>
+              <w:jc w:val="center"/>
+              <w:cnfStyle w:val="000000000000" w:firstRow="0" w:lastRow="0" w:firstColumn="0" w:lastColumn="0" w:oddVBand="0" w:evenVBand="0" w:oddHBand="0" w:evenHBand="0" w:firstRowFirstColumn="0" w:firstRowLastColumn="0" w:lastRowFirstColumn="0" w:lastRowLastColumn="0"/>
+              <w:rPr>
+                <w:b/>
+                <w:bCs/>
+                <w:sz w:val="14"/>
+                <w:szCs w:val="14"/>
+              </w:rPr>
+            </w:pPr>
+            <w:proofErr w:type="spellStart"/>
+            <w:r>
+              <w:rPr>
+                <w:b/>
+                <w:bCs/>
+                <w:sz w:val="14"/>
+                <w:szCs w:val="14"/>
+              </w:rPr>
+              <w:t>Merged_Cleaned_CSV</w:t>
+            </w:r>
+            <w:proofErr w:type="spellEnd"/>
+            <w:r>
+              <w:rPr>
+                <w:b/>
+                <w:bCs/>
+                <w:sz w:val="14"/>
+                <w:szCs w:val="14"/>
+              </w:rPr>
+              <w:t>***</w:t>
             </w:r>
           </w:p>
         </w:tc>
@@ -776,14 +867,14 @@
               <w:spacing w:after="160" w:line="278" w:lineRule="auto"/>
               <w:jc w:val="center"/>
               <w:rPr>
-                <w:sz w:val="16"/>
-                <w:szCs w:val="16"/>
-              </w:rPr>
-            </w:pPr>
-            <w:r>
-              <w:rPr>
-                <w:sz w:val="16"/>
-                <w:szCs w:val="16"/>
+                <w:sz w:val="14"/>
+                <w:szCs w:val="14"/>
+              </w:rPr>
+            </w:pPr>
+            <w:r>
+              <w:rPr>
+                <w:sz w:val="14"/>
+                <w:szCs w:val="14"/>
               </w:rPr>
               <w:t>April Week 3</w:t>
             </w:r>
@@ -792,26 +883,26 @@
         <w:tc>
           <w:tcPr>
             <w:tcW w:w="2331" w:type="dxa"/>
+            <w:vAlign w:val="center"/>
             <w:hideMark/>
           </w:tcPr>
           <w:p>
             <w:pPr>
-              <w:spacing w:after="160" w:line="278" w:lineRule="auto"/>
               <w:jc w:val="center"/>
               <w:cnfStyle w:val="000000000000" w:firstRow="0" w:lastRow="0" w:firstColumn="0" w:lastColumn="0" w:oddVBand="0" w:evenVBand="0" w:oddHBand="0" w:evenHBand="0" w:firstRowFirstColumn="0" w:firstRowLastColumn="0" w:lastRowFirstColumn="0" w:lastRowLastColumn="0"/>
               <w:rPr>
                 <w:b/>
                 <w:bCs/>
-                <w:sz w:val="16"/>
-                <w:szCs w:val="16"/>
-              </w:rPr>
-            </w:pPr>
-            <w:r>
-              <w:rPr>
-                <w:b/>
-                <w:bCs/>
-                <w:sz w:val="16"/>
-                <w:szCs w:val="16"/>
+                <w:sz w:val="14"/>
+                <w:szCs w:val="14"/>
+              </w:rPr>
+            </w:pPr>
+            <w:r>
+              <w:rPr>
+                <w:b/>
+                <w:bCs/>
+                <w:sz w:val="14"/>
+                <w:szCs w:val="14"/>
               </w:rPr>
               <w:t>- Perform exploratory data analysis (EDA): descriptive stats, histograms, box plots, time-series graphs- Conduct correlation analysis- Begin initial clustering/regression modeling- Generate time vs. sample and RMSE vs. sample plots- Experiment with different H3/S2 resolutions</w:t>
             </w:r>
@@ -820,34 +911,35 @@
         <w:tc>
           <w:tcPr>
             <w:tcW w:w="2322" w:type="dxa"/>
+            <w:vAlign w:val="center"/>
             <w:hideMark/>
           </w:tcPr>
           <w:p>
             <w:pPr>
-              <w:spacing w:after="160" w:line="278" w:lineRule="auto"/>
               <w:jc w:val="center"/>
               <w:cnfStyle w:val="000000000000" w:firstRow="0" w:lastRow="0" w:firstColumn="0" w:lastColumn="0" w:oddVBand="0" w:evenVBand="0" w:oddHBand="0" w:evenHBand="0" w:firstRowFirstColumn="0" w:firstRowLastColumn="0" w:lastRowFirstColumn="0" w:lastRowLastColumn="0"/>
               <w:rPr>
                 <w:b/>
                 <w:bCs/>
-                <w:sz w:val="16"/>
-                <w:szCs w:val="16"/>
-              </w:rPr>
-            </w:pPr>
-            <w:r>
-              <w:rPr>
-                <w:b/>
-                <w:bCs/>
-                <w:sz w:val="16"/>
-                <w:szCs w:val="16"/>
-              </w:rPr>
-              <w:t>- Perform exploratory data analysis (EDA): descriptive stats, histograms, box plots, time-series graphs- Conduct correlation analysis- Begin initial clustering/regression modeling- Generate time vs. sample and RMSE vs. sample plots- Experiment with different H3/S2 resolutions</w:t>
+                <w:sz w:val="14"/>
+                <w:szCs w:val="14"/>
+              </w:rPr>
+            </w:pPr>
+            <w:r>
+              <w:rPr>
+                <w:b/>
+                <w:bCs/>
+                <w:sz w:val="14"/>
+                <w:szCs w:val="14"/>
+              </w:rPr>
+              <w:t>Identify key patterns and trends in mobility and air quality; assess model performance with varying data samples; test spatial modeling at multiple granularities</w:t>
             </w:r>
           </w:p>
         </w:tc>
         <w:tc>
           <w:tcPr>
             <w:tcW w:w="2225" w:type="dxa"/>
+            <w:vAlign w:val="center"/>
             <w:hideMark/>
           </w:tcPr>
           <w:p>
@@ -858,18 +950,18 @@
               <w:rPr>
                 <w:b/>
                 <w:bCs/>
-                <w:sz w:val="16"/>
-                <w:szCs w:val="16"/>
-              </w:rPr>
-            </w:pPr>
-            <w:r>
-              <w:rPr>
-                <w:b/>
-                <w:bCs/>
-                <w:sz w:val="16"/>
-                <w:szCs w:val="16"/>
-              </w:rPr>
-              <w:t>- Perform exploratory data analysis (EDA): descriptive stats, histograms, box plots, time-series graphs- Conduct correlation analysis- Begin initial clustering/regression modeling- Generate time vs. sample and RMSE vs. sample plots- Experiment with different H3/S2 resolutions</w:t>
+                <w:sz w:val="14"/>
+                <w:szCs w:val="14"/>
+              </w:rPr>
+            </w:pPr>
+            <w:r>
+              <w:rPr>
+                <w:b/>
+                <w:bCs/>
+                <w:sz w:val="14"/>
+                <w:szCs w:val="14"/>
+              </w:rPr>
+              <w:t>Cleaned dataset; visualization tools (e.g., matplotlib); statistical analysis libraries</w:t>
             </w:r>
           </w:p>
         </w:tc>
@@ -885,8 +977,8 @@
               <w:rPr>
                 <w:b/>
                 <w:bCs/>
-                <w:sz w:val="16"/>
-                <w:szCs w:val="16"/>
+                <w:sz w:val="14"/>
+                <w:szCs w:val="14"/>
               </w:rPr>
             </w:pPr>
           </w:p>
@@ -905,14 +997,14 @@
               <w:spacing w:after="160" w:line="278" w:lineRule="auto"/>
               <w:jc w:val="center"/>
               <w:rPr>
-                <w:sz w:val="16"/>
-                <w:szCs w:val="16"/>
-              </w:rPr>
-            </w:pPr>
-            <w:r>
-              <w:rPr>
-                <w:sz w:val="16"/>
-                <w:szCs w:val="16"/>
+                <w:sz w:val="14"/>
+                <w:szCs w:val="14"/>
+              </w:rPr>
+            </w:pPr>
+            <w:r>
+              <w:rPr>
+                <w:sz w:val="14"/>
+                <w:szCs w:val="14"/>
               </w:rPr>
               <w:t>April Week 4</w:t>
             </w:r>
@@ -921,6 +1013,7 @@
         <w:tc>
           <w:tcPr>
             <w:tcW w:w="2331" w:type="dxa"/>
+            <w:vAlign w:val="center"/>
             <w:hideMark/>
           </w:tcPr>
           <w:p>
@@ -931,16 +1024,16 @@
               <w:rPr>
                 <w:b/>
                 <w:bCs/>
-                <w:sz w:val="16"/>
-                <w:szCs w:val="16"/>
-              </w:rPr>
-            </w:pPr>
-            <w:r>
-              <w:rPr>
-                <w:b/>
-                <w:bCs/>
-                <w:sz w:val="16"/>
-                <w:szCs w:val="16"/>
+                <w:sz w:val="14"/>
+                <w:szCs w:val="14"/>
+              </w:rPr>
+            </w:pPr>
+            <w:r>
+              <w:rPr>
+                <w:b/>
+                <w:bCs/>
+                <w:sz w:val="14"/>
+                <w:szCs w:val="14"/>
               </w:rPr>
               <w:t>- Refine clustering and regression models- Develop final visualizations (bar charts, heatmaps, geospatial overlays)- Draft final report and prepare presentation</w:t>
             </w:r>
@@ -949,6 +1042,7 @@
         <w:tc>
           <w:tcPr>
             <w:tcW w:w="2322" w:type="dxa"/>
+            <w:vAlign w:val="center"/>
             <w:hideMark/>
           </w:tcPr>
           <w:p>
@@ -959,24 +1053,25 @@
               <w:rPr>
                 <w:b/>
                 <w:bCs/>
-                <w:sz w:val="16"/>
-                <w:szCs w:val="16"/>
-              </w:rPr>
-            </w:pPr>
-            <w:r>
-              <w:rPr>
-                <w:b/>
-                <w:bCs/>
-                <w:sz w:val="16"/>
-                <w:szCs w:val="16"/>
-              </w:rPr>
-              <w:t>- Refine clustering and regression models- Develop final visualizations (bar charts, heatmaps, geospatial overlays)- Draft final report and prepare presentation</w:t>
+                <w:sz w:val="14"/>
+                <w:szCs w:val="14"/>
+              </w:rPr>
+            </w:pPr>
+            <w:r>
+              <w:rPr>
+                <w:b/>
+                <w:bCs/>
+                <w:sz w:val="14"/>
+                <w:szCs w:val="14"/>
+              </w:rPr>
+              <w:t>Finalize models and visuals; compile and communicate insights, trends, and neighborhood-specific recommendations</w:t>
             </w:r>
           </w:p>
         </w:tc>
         <w:tc>
           <w:tcPr>
             <w:tcW w:w="2225" w:type="dxa"/>
+            <w:vAlign w:val="center"/>
             <w:hideMark/>
           </w:tcPr>
           <w:p>
@@ -987,18 +1082,18 @@
               <w:rPr>
                 <w:b/>
                 <w:bCs/>
-                <w:sz w:val="16"/>
-                <w:szCs w:val="16"/>
-              </w:rPr>
-            </w:pPr>
-            <w:r>
-              <w:rPr>
-                <w:b/>
-                <w:bCs/>
-                <w:sz w:val="16"/>
-                <w:szCs w:val="16"/>
-              </w:rPr>
-              <w:t>- Refine clustering and regression models- Develop final visualizations (bar charts, heatmaps, geospatial overlays)- Draft final report and prepare presentation</w:t>
+                <w:sz w:val="14"/>
+                <w:szCs w:val="14"/>
+              </w:rPr>
+            </w:pPr>
+            <w:r>
+              <w:rPr>
+                <w:b/>
+                <w:bCs/>
+                <w:sz w:val="14"/>
+                <w:szCs w:val="14"/>
+              </w:rPr>
+              <w:t>Modeling outputs; visualization tools; reporting templates and presentation software</w:t>
             </w:r>
           </w:p>
         </w:tc>
@@ -1014,8 +1109,8 @@
               <w:rPr>
                 <w:b/>
                 <w:bCs/>
-                <w:sz w:val="16"/>
-                <w:szCs w:val="16"/>
+                <w:sz w:val="14"/>
+                <w:szCs w:val="14"/>
               </w:rPr>
             </w:pPr>
           </w:p>
@@ -1078,6 +1173,21 @@
           <w:szCs w:val="18"/>
         </w:rPr>
         <w:t xml:space="preserve"> folder</w:t>
+      </w:r>
+    </w:p>
+    <w:p>
+      <w:pPr>
+        <w:rPr>
+          <w:sz w:val="18"/>
+          <w:szCs w:val="18"/>
+        </w:rPr>
+      </w:pPr>
+      <w:r>
+        <w:rPr>
+          <w:sz w:val="18"/>
+          <w:szCs w:val="18"/>
+        </w:rPr>
+        <w:t>*** Located in Data folder</w:t>
       </w:r>
     </w:p>
     <w:p>

--- a/Documentation/03-Project_Objective_Data_Timeline_2025_4_9.docx
+++ b/Documentation/03-Project_Objective_Data_Timeline_2025_4_9.docx
@@ -469,30 +469,8 @@
                 <w:sz w:val="14"/>
                 <w:szCs w:val="14"/>
               </w:rPr>
-              <w:t xml:space="preserve">Project documentation, meeting notes, NYC_AQ.csv, NYC_PM*.csv, </w:t>
-            </w:r>
-            <w:proofErr w:type="spellStart"/>
-            <w:r>
-              <w:rPr>
-                <w:b/>
-                <w:bCs/>
-                <w:sz w:val="14"/>
-                <w:szCs w:val="14"/>
-              </w:rPr>
-              <w:t>nyc_</w:t>
-            </w:r>
-            <w:proofErr w:type="gramStart"/>
-            <w:r>
-              <w:rPr>
-                <w:b/>
-                <w:bCs/>
-                <w:sz w:val="14"/>
-                <w:szCs w:val="14"/>
-              </w:rPr>
-              <w:t>polygon.geojson</w:t>
-            </w:r>
-            <w:proofErr w:type="spellEnd"/>
-            <w:proofErr w:type="gramEnd"/>
+              <w:t>Project documentation, meeting notes, NYC_AQ.csv, NYC_PM*.csv, nyc_polygon.geojson</w:t>
+            </w:r>
           </w:p>
         </w:tc>
         <w:tc>
@@ -638,27 +616,7 @@
                 <w:sz w:val="14"/>
                 <w:szCs w:val="14"/>
               </w:rPr>
-              <w:t xml:space="preserve">- Import and integrate data (CSV and </w:t>
-            </w:r>
-            <w:proofErr w:type="spellStart"/>
-            <w:r>
-              <w:rPr>
-                <w:b/>
-                <w:bCs/>
-                <w:sz w:val="14"/>
-                <w:szCs w:val="14"/>
-              </w:rPr>
-              <w:t>GeoJSON</w:t>
-            </w:r>
-            <w:proofErr w:type="spellEnd"/>
-            <w:r>
-              <w:rPr>
-                <w:b/>
-                <w:bCs/>
-                <w:sz w:val="14"/>
-                <w:szCs w:val="14"/>
-              </w:rPr>
-              <w:t xml:space="preserve"> files)- Map geospatial boundaries to NYC neighborhoods- Clean and preprocess data</w:t>
+              <w:t>- Import and integrate data (CSV and GeoJSON files)- Map geospatial boundaries to NYC neighborhoods- Clean and preprocess data</w:t>
             </w:r>
           </w:p>
         </w:tc>
@@ -688,47 +646,25 @@
                 <w:sz w:val="14"/>
                 <w:szCs w:val="14"/>
               </w:rPr>
-              <w:t xml:space="preserve">Ensure data is merged, cleaned, and formatted consistently; create initial features for </w:t>
-            </w:r>
-            <w:proofErr w:type="spellStart"/>
-            <w:r>
-              <w:rPr>
-                <w:b/>
-                <w:bCs/>
-                <w:sz w:val="14"/>
-                <w:szCs w:val="14"/>
-              </w:rPr>
-              <w:t>analysisApply</w:t>
-            </w:r>
-            <w:proofErr w:type="spellEnd"/>
-            <w:r>
-              <w:rPr>
-                <w:b/>
-                <w:bCs/>
-                <w:sz w:val="14"/>
-                <w:szCs w:val="14"/>
-              </w:rPr>
-              <w:t xml:space="preserve"> spatial indexing (Geohash, H3, or S2) for efficient geospatial </w:t>
-            </w:r>
-            <w:proofErr w:type="gramStart"/>
-            <w:r>
-              <w:rPr>
-                <w:b/>
-                <w:bCs/>
-                <w:sz w:val="14"/>
-                <w:szCs w:val="14"/>
-              </w:rPr>
-              <w:t>joins</w:t>
-            </w:r>
-            <w:proofErr w:type="gramEnd"/>
-            <w:r>
-              <w:rPr>
-                <w:b/>
-                <w:bCs/>
-                <w:sz w:val="14"/>
-                <w:szCs w:val="14"/>
-              </w:rPr>
-              <w:t xml:space="preserve"> and scalable spatial analysis</w:t>
+              <w:t>Ensure data is merged, cleaned, and formatted consistently; create initial features for analysis</w:t>
+            </w:r>
+            <w:r>
+              <w:rPr>
+                <w:b/>
+                <w:bCs/>
+                <w:sz w:val="14"/>
+                <w:szCs w:val="14"/>
+              </w:rPr>
+              <w:t xml:space="preserve">. </w:t>
+            </w:r>
+            <w:r>
+              <w:rPr>
+                <w:b/>
+                <w:bCs/>
+                <w:sz w:val="14"/>
+                <w:szCs w:val="14"/>
+              </w:rPr>
+              <w:t>Apply spatial indexing (Geohash, H3, or S2) for efficient geospatial joins and scalable spatial analysis</w:t>
             </w:r>
           </w:p>
         </w:tc>
@@ -758,27 +694,7 @@
                 <w:sz w:val="14"/>
                 <w:szCs w:val="14"/>
               </w:rPr>
-              <w:t xml:space="preserve">Imported CSVs and </w:t>
-            </w:r>
-            <w:proofErr w:type="spellStart"/>
-            <w:r>
-              <w:rPr>
-                <w:b/>
-                <w:bCs/>
-                <w:sz w:val="14"/>
-                <w:szCs w:val="14"/>
-              </w:rPr>
-              <w:t>GeoJSON</w:t>
-            </w:r>
-            <w:proofErr w:type="spellEnd"/>
-            <w:r>
-              <w:rPr>
-                <w:b/>
-                <w:bCs/>
-                <w:sz w:val="14"/>
-                <w:szCs w:val="14"/>
-              </w:rPr>
-              <w:t>; Python libraries for data cleaning and merging</w:t>
+              <w:t>Imported CSVs and GeoJSON; Python libraries for data cleaning and merging</w:t>
             </w:r>
           </w:p>
         </w:tc>
@@ -799,25 +715,14 @@
                 <w:szCs w:val="14"/>
               </w:rPr>
             </w:pPr>
-            <w:proofErr w:type="spellStart"/>
-            <w:r>
-              <w:rPr>
-                <w:b/>
-                <w:bCs/>
-                <w:sz w:val="14"/>
-                <w:szCs w:val="14"/>
-              </w:rPr>
-              <w:t>Merge_Clean_Geohash_All_NYC_Files</w:t>
-            </w:r>
-            <w:proofErr w:type="spellEnd"/>
-            <w:r>
-              <w:rPr>
-                <w:b/>
-                <w:bCs/>
-                <w:sz w:val="14"/>
-                <w:szCs w:val="14"/>
-              </w:rPr>
-              <w:t>**</w:t>
+            <w:r>
+              <w:rPr>
+                <w:b/>
+                <w:bCs/>
+                <w:sz w:val="14"/>
+                <w:szCs w:val="14"/>
+              </w:rPr>
+              <w:t>Merge_Clean_Geohash_All_NYC_Files**</w:t>
             </w:r>
           </w:p>
           <w:p>
@@ -831,7 +736,6 @@
                 <w:szCs w:val="14"/>
               </w:rPr>
             </w:pPr>
-            <w:proofErr w:type="spellStart"/>
             <w:r>
               <w:rPr>
                 <w:b/>
@@ -841,7 +745,6 @@
               </w:rPr>
               <w:t>Merged_Cleaned_CSV</w:t>
             </w:r>
-            <w:proofErr w:type="spellEnd"/>
             <w:r>
               <w:rPr>
                 <w:b/>
